--- a/Week2/Prompting Fundamentals on Real Tasks v2/Prompting Fundamentals on Real Tasks v2.docx
+++ b/Week2/Prompting Fundamentals on Real Tasks v2/Prompting Fundamentals on Real Tasks v2.docx
@@ -21,7 +21,7 @@
           <w:sz w:val="36"/>
           <w:szCs w:val="36"/>
         </w:rPr>
-        <w:t>Prompt Iteration Log</w:t>
+        <w:t>Prompting Fundamentals on Real Tasks v2</w:t>
       </w:r>
     </w:p>
     <w:p>
@@ -81,13 +81,23 @@
         </w:rPr>
         <w:t xml:space="preserve">, </w:t>
       </w:r>
-      <w:r>
-        <w:rPr>
-          <w:rFonts w:asciiTheme="minorBidi" w:hAnsiTheme="minorBidi"/>
-          <w:sz w:val="36"/>
-          <w:szCs w:val="36"/>
-        </w:rPr>
-        <w:t>FlyRank Internship</w:t>
+      <w:proofErr w:type="spellStart"/>
+      <w:r>
+        <w:rPr>
+          <w:rFonts w:asciiTheme="minorBidi" w:hAnsiTheme="minorBidi"/>
+          <w:sz w:val="36"/>
+          <w:szCs w:val="36"/>
+        </w:rPr>
+        <w:t>FlyRank</w:t>
+      </w:r>
+      <w:proofErr w:type="spellEnd"/>
+      <w:r>
+        <w:rPr>
+          <w:rFonts w:asciiTheme="minorBidi" w:hAnsiTheme="minorBidi"/>
+          <w:sz w:val="36"/>
+          <w:szCs w:val="36"/>
+        </w:rPr>
+        <w:t xml:space="preserve"> Internship</w:t>
       </w:r>
     </w:p>
     <w:p>
@@ -131,6 +141,41 @@
       <w:pPr>
         <w:rPr>
           <w:rFonts w:asciiTheme="minorBidi" w:hAnsiTheme="minorBidi"/>
+          <w:i/>
+          <w:iCs/>
+        </w:rPr>
+      </w:pPr>
+      <w:r>
+        <w:rPr>
+          <w:rFonts w:asciiTheme="minorBidi" w:hAnsiTheme="minorBidi"/>
+          <w:b/>
+          <w:bCs/>
+          <w:i/>
+          <w:iCs/>
+        </w:rPr>
+        <w:t>Tutorial:</w:t>
+      </w:r>
+      <w:r>
+        <w:rPr>
+          <w:rFonts w:asciiTheme="minorBidi" w:hAnsiTheme="minorBidi"/>
+          <w:i/>
+          <w:iCs/>
+        </w:rPr>
+        <w:t xml:space="preserve"> Completed the basics chapters of the Anthropic Prompt Engineering Interactive Tutorial before starting this task</w:t>
+      </w:r>
+      <w:r>
+        <w:rPr>
+          <w:rFonts w:asciiTheme="minorBidi" w:hAnsiTheme="minorBidi"/>
+          <w:i/>
+          <w:iCs/>
+        </w:rPr>
+        <w:t>.</w:t>
+      </w:r>
+    </w:p>
+    <w:p>
+      <w:pPr>
+        <w:rPr>
+          <w:rFonts w:asciiTheme="minorBidi" w:hAnsiTheme="minorBidi"/>
         </w:rPr>
       </w:pPr>
     </w:p>
@@ -184,7 +229,21 @@
         <w:rPr>
           <w:rFonts w:asciiTheme="minorBidi" w:hAnsiTheme="minorBidi"/>
         </w:rPr>
-        <w:t>"make it best 10/10 ats friendly resume"</w:t>
+        <w:t>"</w:t>
+      </w:r>
+      <w:proofErr w:type="gramStart"/>
+      <w:r>
+        <w:rPr>
+          <w:rFonts w:asciiTheme="minorBidi" w:hAnsiTheme="minorBidi"/>
+        </w:rPr>
+        <w:t>make</w:t>
+      </w:r>
+      <w:proofErr w:type="gramEnd"/>
+      <w:r>
+        <w:rPr>
+          <w:rFonts w:asciiTheme="minorBidi" w:hAnsiTheme="minorBidi"/>
+        </w:rPr>
+        <w:t xml:space="preserve"> it best 10/10 ats friendly resume"</w:t>
       </w:r>
     </w:p>
     <w:p>
@@ -303,7 +362,21 @@
         <w:rPr>
           <w:rFonts w:asciiTheme="minorBidi" w:hAnsiTheme="minorBidi"/>
         </w:rPr>
-        <w:t>What I'd try next: tell it who I actually am and what role I want</w:t>
+        <w:t xml:space="preserve">What I'd try next: tell it who I </w:t>
+      </w:r>
+      <w:proofErr w:type="gramStart"/>
+      <w:r>
+        <w:rPr>
+          <w:rFonts w:asciiTheme="minorBidi" w:hAnsiTheme="minorBidi"/>
+        </w:rPr>
+        <w:t>actually am</w:t>
+      </w:r>
+      <w:proofErr w:type="gramEnd"/>
+      <w:r>
+        <w:rPr>
+          <w:rFonts w:asciiTheme="minorBidi" w:hAnsiTheme="minorBidi"/>
+        </w:rPr>
+        <w:t xml:space="preserve"> and what role I want</w:t>
       </w:r>
     </w:p>
     <w:p>
@@ -695,7 +768,35 @@
         <w:rPr>
           <w:rFonts w:asciiTheme="minorBidi" w:hAnsiTheme="minorBidi"/>
         </w:rPr>
-        <w:t>What I'd try next: show it what a strong bullet actually looks like so it has something to match</w:t>
+        <w:t xml:space="preserve">What I'd try next: show it what a strong bullet </w:t>
+      </w:r>
+      <w:proofErr w:type="gramStart"/>
+      <w:r>
+        <w:rPr>
+          <w:rFonts w:asciiTheme="minorBidi" w:hAnsiTheme="minorBidi"/>
+        </w:rPr>
+        <w:t>actually looks</w:t>
+      </w:r>
+      <w:proofErr w:type="gramEnd"/>
+      <w:r>
+        <w:rPr>
+          <w:rFonts w:asciiTheme="minorBidi" w:hAnsiTheme="minorBidi"/>
+        </w:rPr>
+        <w:t xml:space="preserve"> </w:t>
+      </w:r>
+      <w:proofErr w:type="gramStart"/>
+      <w:r>
+        <w:rPr>
+          <w:rFonts w:asciiTheme="minorBidi" w:hAnsiTheme="minorBidi"/>
+        </w:rPr>
+        <w:t>like</w:t>
+      </w:r>
+      <w:proofErr w:type="gramEnd"/>
+      <w:r>
+        <w:rPr>
+          <w:rFonts w:asciiTheme="minorBidi" w:hAnsiTheme="minorBidi"/>
+        </w:rPr>
+        <w:t xml:space="preserve"> so it has something to match</w:t>
       </w:r>
     </w:p>
     <w:p>
@@ -744,7 +845,29 @@
           <w:sz w:val="36"/>
           <w:szCs w:val="36"/>
         </w:rPr>
-        <w:t>Layer: Few-Shot Examples</w:t>
+        <w:t xml:space="preserve">Layer: </w:t>
+      </w:r>
+      <w:proofErr w:type="gramStart"/>
+      <w:r>
+        <w:rPr>
+          <w:rFonts w:asciiTheme="minorBidi" w:hAnsiTheme="minorBidi"/>
+          <w:b/>
+          <w:bCs/>
+          <w:sz w:val="36"/>
+          <w:szCs w:val="36"/>
+        </w:rPr>
+        <w:t>Few-Shot</w:t>
+      </w:r>
+      <w:proofErr w:type="gramEnd"/>
+      <w:r>
+        <w:rPr>
+          <w:rFonts w:asciiTheme="minorBidi" w:hAnsiTheme="minorBidi"/>
+          <w:b/>
+          <w:bCs/>
+          <w:sz w:val="36"/>
+          <w:szCs w:val="36"/>
+        </w:rPr>
+        <w:t xml:space="preserve"> Examples</w:t>
       </w:r>
     </w:p>
     <w:p>
@@ -808,7 +931,35 @@
         <w:rPr>
           <w:rFonts w:asciiTheme="minorBidi" w:hAnsiTheme="minorBidi"/>
         </w:rPr>
-        <w:t>Rewrote bullets across QueryMind, FlyRank, and Smart Emergency Response System naming specific tools, real technical outcomes, and naturally working in "RESTful API" language.</w:t>
+        <w:t xml:space="preserve">Rewrote bullets across </w:t>
+      </w:r>
+      <w:proofErr w:type="spellStart"/>
+      <w:r>
+        <w:rPr>
+          <w:rFonts w:asciiTheme="minorBidi" w:hAnsiTheme="minorBidi"/>
+        </w:rPr>
+        <w:t>QueryMind</w:t>
+      </w:r>
+      <w:proofErr w:type="spellEnd"/>
+      <w:r>
+        <w:rPr>
+          <w:rFonts w:asciiTheme="minorBidi" w:hAnsiTheme="minorBidi"/>
+        </w:rPr>
+        <w:t xml:space="preserve">, </w:t>
+      </w:r>
+      <w:proofErr w:type="spellStart"/>
+      <w:r>
+        <w:rPr>
+          <w:rFonts w:asciiTheme="minorBidi" w:hAnsiTheme="minorBidi"/>
+        </w:rPr>
+        <w:t>FlyRank</w:t>
+      </w:r>
+      <w:proofErr w:type="spellEnd"/>
+      <w:r>
+        <w:rPr>
+          <w:rFonts w:asciiTheme="minorBidi" w:hAnsiTheme="minorBidi"/>
+        </w:rPr>
+        <w:t>, and Smart Emergency Response System naming specific tools, real technical outcomes, and naturally working in "RESTful API" language.</w:t>
       </w:r>
     </w:p>
     <w:p>
@@ -861,7 +1012,35 @@
         <w:rPr>
           <w:rFonts w:asciiTheme="minorBidi" w:hAnsiTheme="minorBidi"/>
         </w:rPr>
-        <w:t>What improved: the rewritten bullets actually sound like my examples now specific, no vague filler like "collaborated with team members." It even fixed the exact keyword gap Version 2 found, on its own.</w:t>
+        <w:t xml:space="preserve">What improved: the rewritten bullets </w:t>
+      </w:r>
+      <w:proofErr w:type="gramStart"/>
+      <w:r>
+        <w:rPr>
+          <w:rFonts w:asciiTheme="minorBidi" w:hAnsiTheme="minorBidi"/>
+        </w:rPr>
+        <w:t>actually sound</w:t>
+      </w:r>
+      <w:proofErr w:type="gramEnd"/>
+      <w:r>
+        <w:rPr>
+          <w:rFonts w:asciiTheme="minorBidi" w:hAnsiTheme="minorBidi"/>
+        </w:rPr>
+        <w:t xml:space="preserve"> like my examples now specific, no vague filler like "collaborated with team members." It even fixed the exact keyword gap Version 2 </w:t>
+      </w:r>
+      <w:proofErr w:type="gramStart"/>
+      <w:r>
+        <w:rPr>
+          <w:rFonts w:asciiTheme="minorBidi" w:hAnsiTheme="minorBidi"/>
+        </w:rPr>
+        <w:t>found,</w:t>
+      </w:r>
+      <w:proofErr w:type="gramEnd"/>
+      <w:r>
+        <w:rPr>
+          <w:rFonts w:asciiTheme="minorBidi" w:hAnsiTheme="minorBidi"/>
+        </w:rPr>
+        <w:t xml:space="preserve"> on its own.</w:t>
       </w:r>
     </w:p>
     <w:p>
@@ -1061,7 +1240,21 @@
         <w:rPr>
           <w:rFonts w:asciiTheme="minorBidi" w:hAnsiTheme="minorBidi"/>
         </w:rPr>
-        <w:t>What improved: for the first time I got one complete resume I could actually copy and use, not scattered examples. The structure forced it to cut the fluff.</w:t>
+        <w:t xml:space="preserve">What improved: for the first time I got one complete resume I could </w:t>
+      </w:r>
+      <w:proofErr w:type="gramStart"/>
+      <w:r>
+        <w:rPr>
+          <w:rFonts w:asciiTheme="minorBidi" w:hAnsiTheme="minorBidi"/>
+        </w:rPr>
+        <w:t>actually copy</w:t>
+      </w:r>
+      <w:proofErr w:type="gramEnd"/>
+      <w:r>
+        <w:rPr>
+          <w:rFonts w:asciiTheme="minorBidi" w:hAnsiTheme="minorBidi"/>
+        </w:rPr>
+        <w:t xml:space="preserve"> and use, not scattered examples. The structure forced it to cut the fluff.</w:t>
       </w:r>
     </w:p>
     <w:p>
@@ -1078,19 +1271,47 @@
         <w:rPr>
           <w:rFonts w:asciiTheme="minorBidi" w:hAnsiTheme="minorBidi"/>
         </w:rPr>
-        <w:t xml:space="preserve">What failed: it dropped real projects without telling me why </w:t>
-      </w:r>
-      <w:r>
-        <w:rPr>
-          <w:rFonts w:asciiTheme="minorBidi" w:hAnsiTheme="minorBidi"/>
-        </w:rPr>
-        <w:t xml:space="preserve">, </w:t>
-      </w:r>
-      <w:r>
-        <w:rPr>
-          <w:rFonts w:asciiTheme="minorBidi" w:hAnsiTheme="minorBidi"/>
-        </w:rPr>
-        <w:t>I don't know if that was a good call or just it hitting a length limit</w:t>
+        <w:t xml:space="preserve">What failed: it dropped real projects without telling me </w:t>
+      </w:r>
+      <w:proofErr w:type="gramStart"/>
+      <w:r>
+        <w:rPr>
+          <w:rFonts w:asciiTheme="minorBidi" w:hAnsiTheme="minorBidi"/>
+        </w:rPr>
+        <w:t xml:space="preserve">why </w:t>
+      </w:r>
+      <w:r>
+        <w:rPr>
+          <w:rFonts w:asciiTheme="minorBidi" w:hAnsiTheme="minorBidi"/>
+        </w:rPr>
+        <w:t>,</w:t>
+      </w:r>
+      <w:proofErr w:type="gramEnd"/>
+      <w:r>
+        <w:rPr>
+          <w:rFonts w:asciiTheme="minorBidi" w:hAnsiTheme="minorBidi"/>
+        </w:rPr>
+        <w:t xml:space="preserve"> </w:t>
+      </w:r>
+      <w:r>
+        <w:rPr>
+          <w:rFonts w:asciiTheme="minorBidi" w:hAnsiTheme="minorBidi"/>
+        </w:rPr>
+        <w:t xml:space="preserve">I don't know if that was a good call or just it </w:t>
+      </w:r>
+      <w:proofErr w:type="gramStart"/>
+      <w:r>
+        <w:rPr>
+          <w:rFonts w:asciiTheme="minorBidi" w:hAnsiTheme="minorBidi"/>
+        </w:rPr>
+        <w:t>hitting</w:t>
+      </w:r>
+      <w:proofErr w:type="gramEnd"/>
+      <w:r>
+        <w:rPr>
+          <w:rFonts w:asciiTheme="minorBidi" w:hAnsiTheme="minorBidi"/>
+        </w:rPr>
+        <w:t xml:space="preserve"> a length limit</w:t>
       </w:r>
     </w:p>
     <w:p>
@@ -1228,11 +1449,33 @@
         </w:rPr>
         <w:t xml:space="preserve">, </w:t>
       </w:r>
-      <w:r>
-        <w:rPr>
-          <w:rFonts w:asciiTheme="minorBidi" w:hAnsiTheme="minorBidi"/>
-        </w:rPr>
-        <w:t>FlyRank internship as high relevance, QueryMind medium-high, Smart Emergency Response System medium, AI Fluency internship as low relevance then wrote the resume using that ranking.</w:t>
+      <w:proofErr w:type="spellStart"/>
+      <w:r>
+        <w:rPr>
+          <w:rFonts w:asciiTheme="minorBidi" w:hAnsiTheme="minorBidi"/>
+        </w:rPr>
+        <w:t>FlyRank</w:t>
+      </w:r>
+      <w:proofErr w:type="spellEnd"/>
+      <w:r>
+        <w:rPr>
+          <w:rFonts w:asciiTheme="minorBidi" w:hAnsiTheme="minorBidi"/>
+        </w:rPr>
+        <w:t xml:space="preserve"> internship as high relevance, </w:t>
+      </w:r>
+      <w:proofErr w:type="spellStart"/>
+      <w:r>
+        <w:rPr>
+          <w:rFonts w:asciiTheme="minorBidi" w:hAnsiTheme="minorBidi"/>
+        </w:rPr>
+        <w:t>QueryMind</w:t>
+      </w:r>
+      <w:proofErr w:type="spellEnd"/>
+      <w:r>
+        <w:rPr>
+          <w:rFonts w:asciiTheme="minorBidi" w:hAnsiTheme="minorBidi"/>
+        </w:rPr>
+        <w:t xml:space="preserve"> medium-high, Smart Emergency Response System medium, AI Fluency internship as low relevance then wrote the resume using that ranking.</w:t>
       </w:r>
     </w:p>
     <w:p>
@@ -1285,7 +1528,21 @@
         <w:rPr>
           <w:rFonts w:asciiTheme="minorBidi" w:hAnsiTheme="minorBidi"/>
         </w:rPr>
-        <w:t>What improved: now I can actually see and argue with its reasoning. Version 4 cut things silently</w:t>
+        <w:t xml:space="preserve">What improved: now I can </w:t>
+      </w:r>
+      <w:proofErr w:type="gramStart"/>
+      <w:r>
+        <w:rPr>
+          <w:rFonts w:asciiTheme="minorBidi" w:hAnsiTheme="minorBidi"/>
+        </w:rPr>
+        <w:t>actually see</w:t>
+      </w:r>
+      <w:proofErr w:type="gramEnd"/>
+      <w:r>
+        <w:rPr>
+          <w:rFonts w:asciiTheme="minorBidi" w:hAnsiTheme="minorBidi"/>
+        </w:rPr>
+        <w:t xml:space="preserve"> and argue with its reasoning. Version 4 cut things silently</w:t>
       </w:r>
       <w:r>
         <w:rPr>
@@ -1297,7 +1554,21 @@
         <w:rPr>
           <w:rFonts w:asciiTheme="minorBidi" w:hAnsiTheme="minorBidi"/>
         </w:rPr>
-        <w:t>this one shows its work, so if I disagree with a ranking I can say so.</w:t>
+        <w:t xml:space="preserve">this one shows its work, so if I disagree with a </w:t>
+      </w:r>
+      <w:proofErr w:type="gramStart"/>
+      <w:r>
+        <w:rPr>
+          <w:rFonts w:asciiTheme="minorBidi" w:hAnsiTheme="minorBidi"/>
+        </w:rPr>
+        <w:t>ranking</w:t>
+      </w:r>
+      <w:proofErr w:type="gramEnd"/>
+      <w:r>
+        <w:rPr>
+          <w:rFonts w:asciiTheme="minorBidi" w:hAnsiTheme="minorBidi"/>
+        </w:rPr>
+        <w:t xml:space="preserve"> I can say so.</w:t>
       </w:r>
     </w:p>
     <w:p>
@@ -1314,7 +1585,21 @@
         <w:rPr>
           <w:rFonts w:asciiTheme="minorBidi" w:hAnsiTheme="minorBidi"/>
         </w:rPr>
-        <w:t>What failed: the ranking is still just its opinion, it didn't ask me anything before deciding</w:t>
+        <w:t xml:space="preserve">What failed: the ranking is still just its </w:t>
+      </w:r>
+      <w:proofErr w:type="gramStart"/>
+      <w:r>
+        <w:rPr>
+          <w:rFonts w:asciiTheme="minorBidi" w:hAnsiTheme="minorBidi"/>
+        </w:rPr>
+        <w:t>opinion,</w:t>
+      </w:r>
+      <w:proofErr w:type="gramEnd"/>
+      <w:r>
+        <w:rPr>
+          <w:rFonts w:asciiTheme="minorBidi" w:hAnsiTheme="minorBidi"/>
+        </w:rPr>
+        <w:t xml:space="preserve"> it didn't ask me anything before deciding</w:t>
       </w:r>
     </w:p>
     <w:p>
@@ -1516,6 +1801,7 @@
                 <w:rFonts w:asciiTheme="minorBidi" w:hAnsiTheme="minorBidi"/>
               </w:rPr>
             </w:pPr>
+            <w:proofErr w:type="gramStart"/>
             <w:r>
               <w:rPr>
                 <w:rFonts w:asciiTheme="minorBidi" w:hAnsiTheme="minorBidi"/>
@@ -1532,7 +1818,28 @@
               <w:rPr>
                 <w:rFonts w:asciiTheme="minorBidi" w:hAnsiTheme="minorBidi"/>
               </w:rPr>
-              <w:t xml:space="preserve"> actually ranked relevance first, dropped AI Fluency Intern and Mobile Dev work, kept my Ustadam leadership experience which is strong proof</w:t>
+              <w:t xml:space="preserve"> actually</w:t>
+            </w:r>
+            <w:proofErr w:type="gramEnd"/>
+            <w:r>
+              <w:rPr>
+                <w:rFonts w:asciiTheme="minorBidi" w:hAnsiTheme="minorBidi"/>
+              </w:rPr>
+              <w:t xml:space="preserve"> ranked relevance first, dropped AI Fluency Intern and Mobile Dev work, kept my </w:t>
+            </w:r>
+            <w:proofErr w:type="spellStart"/>
+            <w:r>
+              <w:rPr>
+                <w:rFonts w:asciiTheme="minorBidi" w:hAnsiTheme="minorBidi"/>
+              </w:rPr>
+              <w:t>Ustadam</w:t>
+            </w:r>
+            <w:proofErr w:type="spellEnd"/>
+            <w:r>
+              <w:rPr>
+                <w:rFonts w:asciiTheme="minorBidi" w:hAnsiTheme="minorBidi"/>
+              </w:rPr>
+              <w:t xml:space="preserve"> leadership experience which is strong proof</w:t>
             </w:r>
           </w:p>
         </w:tc>
@@ -1564,7 +1871,21 @@
               <w:rPr>
                 <w:rFonts w:asciiTheme="minorBidi" w:hAnsiTheme="minorBidi"/>
               </w:rPr>
-              <w:t>skipped the ranking step completely and just wrote a resume using everything, including internships that weren't that relevant, while dropping Ustadam which was probably my strongest system-design proof</w:t>
+              <w:t xml:space="preserve">skipped the ranking step completely and just wrote a resume using everything, including internships that weren't that relevant, while dropping </w:t>
+            </w:r>
+            <w:proofErr w:type="spellStart"/>
+            <w:r>
+              <w:rPr>
+                <w:rFonts w:asciiTheme="minorBidi" w:hAnsiTheme="minorBidi"/>
+              </w:rPr>
+              <w:t>Ustadam</w:t>
+            </w:r>
+            <w:proofErr w:type="spellEnd"/>
+            <w:r>
+              <w:rPr>
+                <w:rFonts w:asciiTheme="minorBidi" w:hAnsiTheme="minorBidi"/>
+              </w:rPr>
+              <w:t xml:space="preserve"> which was probably my strongest system-design proof</w:t>
             </w:r>
           </w:p>
         </w:tc>
@@ -1674,7 +1995,21 @@
               <w:rPr>
                 <w:rFonts w:asciiTheme="minorBidi" w:hAnsiTheme="minorBidi"/>
               </w:rPr>
-              <w:t>Kept tight, only skills actually relevant to a backend SE role</w:t>
+              <w:t xml:space="preserve">Kept tight, only skills </w:t>
+            </w:r>
+            <w:proofErr w:type="gramStart"/>
+            <w:r>
+              <w:rPr>
+                <w:rFonts w:asciiTheme="minorBidi" w:hAnsiTheme="minorBidi"/>
+              </w:rPr>
+              <w:t>actually relevant</w:t>
+            </w:r>
+            <w:proofErr w:type="gramEnd"/>
+            <w:r>
+              <w:rPr>
+                <w:rFonts w:asciiTheme="minorBidi" w:hAnsiTheme="minorBidi"/>
+              </w:rPr>
+              <w:t xml:space="preserve"> to a backend SE role</w:t>
             </w:r>
           </w:p>
         </w:tc>
@@ -1759,7 +2094,21 @@
               <w:rPr>
                 <w:rFonts w:asciiTheme="minorBidi" w:hAnsiTheme="minorBidi"/>
               </w:rPr>
-              <w:t>Longer, included 3 internships instead of the most relevant ones, probably runs past a page</w:t>
+              <w:t xml:space="preserve">Longer, </w:t>
+            </w:r>
+            <w:proofErr w:type="gramStart"/>
+            <w:r>
+              <w:rPr>
+                <w:rFonts w:asciiTheme="minorBidi" w:hAnsiTheme="minorBidi"/>
+              </w:rPr>
+              <w:t>included</w:t>
+            </w:r>
+            <w:proofErr w:type="gramEnd"/>
+            <w:r>
+              <w:rPr>
+                <w:rFonts w:asciiTheme="minorBidi" w:hAnsiTheme="minorBidi"/>
+              </w:rPr>
+              <w:t xml:space="preserve"> 3 internships instead of the most relevant ones, probably runs past a page</w:t>
             </w:r>
           </w:p>
         </w:tc>
@@ -1848,7 +2197,21 @@
         <w:rPr>
           <w:rFonts w:asciiTheme="minorBidi" w:hAnsiTheme="minorBidi"/>
         </w:rPr>
-        <w:t xml:space="preserve"> Claude actually did what I asked. ChatGPT ignored the two-step instruction and just wrote a resume from everything I gave it, even though the prompt was identical. Same prompt, same engineering, different result that's the real finding here, not "both were fine."</w:t>
+        <w:t xml:space="preserve"> Claude </w:t>
+      </w:r>
+      <w:proofErr w:type="gramStart"/>
+      <w:r>
+        <w:rPr>
+          <w:rFonts w:asciiTheme="minorBidi" w:hAnsiTheme="minorBidi"/>
+        </w:rPr>
+        <w:t>actually did</w:t>
+      </w:r>
+      <w:proofErr w:type="gramEnd"/>
+      <w:r>
+        <w:rPr>
+          <w:rFonts w:asciiTheme="minorBidi" w:hAnsiTheme="minorBidi"/>
+        </w:rPr>
+        <w:t xml:space="preserve"> what I asked. ChatGPT ignored the two-step instruction and just wrote a resume from everything I gave it, even though the prompt was identical. Same prompt, same engineering, different result that's the real finding here, not "both were fine."</w:t>
       </w:r>
     </w:p>
     <w:p>
